--- a/Received/4/4, HCPA.docx
+++ b/Received/4/4, HCPA.docx
@@ -135,6 +135,16 @@
                               </w:rPr>
                               <w:t xml:space="preserve">D- </w:t>
                             </w:r>
+                            <w:r>
+                              <w:rPr>
+                                <w:rFonts w:ascii="Times New Roman" w:hAnsi="Times New Roman"/>
+                                <w:b/>
+                                <w:bCs/>
+                                <w:sz w:val="28"/>
+                                <w:szCs w:val="28"/>
+                              </w:rPr>
+                              <w:t>17</w:t>
+                            </w:r>
                           </w:p>
                         </w:txbxContent>
                       </wps:txbx>
@@ -173,6 +183,16 @@
                         </w:rPr>
                         <w:t xml:space="preserve">D- </w:t>
                       </w:r>
+                      <w:r>
+                        <w:rPr>
+                          <w:rFonts w:ascii="Times New Roman" w:hAnsi="Times New Roman"/>
+                          <w:b/>
+                          <w:bCs/>
+                          <w:sz w:val="28"/>
+                          <w:szCs w:val="28"/>
+                        </w:rPr>
+                        <w:t>17</w:t>
+                      </w:r>
                     </w:p>
                   </w:txbxContent>
                 </v:textbox>
@@ -210,27 +230,7 @@
           <w:bCs/>
           <w:sz w:val="20"/>
         </w:rPr>
-        <w:t xml:space="preserve">Ratnanagar-7, </w:t>
-      </w:r>
-      <w:proofErr w:type="spellStart"/>
-      <w:r>
-        <w:rPr>
-          <w:rFonts w:ascii="Times New Roman" w:hAnsi="Times New Roman"/>
-          <w:b/>
-          <w:bCs/>
-          <w:sz w:val="20"/>
-        </w:rPr>
-        <w:t>Sauraha</w:t>
-      </w:r>
-      <w:proofErr w:type="spellEnd"/>
-      <w:r>
-        <w:rPr>
-          <w:rFonts w:ascii="Times New Roman" w:hAnsi="Times New Roman"/>
-          <w:b/>
-          <w:bCs/>
-          <w:sz w:val="20"/>
-        </w:rPr>
-        <w:t>, Chitwan</w:t>
+        <w:t>Ratnanagar-7, Sauraha, Chitwan</w:t>
       </w:r>
     </w:p>
     <w:p>
@@ -522,29 +522,7 @@
           <w14:ligatures w14:val="standardContextual"/>
         </w:rPr>
         <w:br/>
-        <w:t xml:space="preserve">   </w:t>
-      </w:r>
-      <w:proofErr w:type="spellStart"/>
-      <w:r>
-        <w:rPr>
-          <w:rFonts w:ascii="Times New Roman" w:eastAsiaTheme="minorHAnsi" w:hAnsi="Times New Roman" w:cs="Times New Roman"/>
-          <w:kern w:val="2"/>
-          <w:sz w:val="24"/>
-          <w:szCs w:val="24"/>
-          <w14:ligatures w14:val="standardContextual"/>
-        </w:rPr>
-        <w:t>i</w:t>
-      </w:r>
-      <w:proofErr w:type="spellEnd"/>
-      <w:r>
-        <w:rPr>
-          <w:rFonts w:ascii="Times New Roman" w:eastAsiaTheme="minorHAnsi" w:hAnsi="Times New Roman" w:cs="Times New Roman"/>
-          <w:kern w:val="2"/>
-          <w:sz w:val="24"/>
-          <w:szCs w:val="24"/>
-          <w14:ligatures w14:val="standardContextual"/>
-        </w:rPr>
-        <w:t>. One time</w:t>
+        <w:t xml:space="preserve">   i. One time</w:t>
       </w:r>
       <w:r>
         <w:rPr>
@@ -692,9 +670,8 @@
           <w:lang w:val="fr-FR"/>
           <w14:ligatures w14:val="standardContextual"/>
         </w:rPr>
-        <w:t xml:space="preserve">i. Dirty </w:t>
-      </w:r>
-      <w:proofErr w:type="spellStart"/>
+        <w:t>i. Dirty environment</w:t>
+      </w:r>
       <w:r>
         <w:rPr>
           <w:rFonts w:ascii="Times New Roman" w:eastAsiaTheme="minorHAnsi" w:hAnsi="Times New Roman" w:cs="Times New Roman"/>
@@ -704,9 +681,8 @@
           <w:lang w:val="fr-FR"/>
           <w14:ligatures w14:val="standardContextual"/>
         </w:rPr>
-        <w:t>environment</w:t>
-      </w:r>
-      <w:proofErr w:type="spellEnd"/>
+        <w:tab/>
+      </w:r>
       <w:r>
         <w:rPr>
           <w:rFonts w:ascii="Times New Roman" w:eastAsiaTheme="minorHAnsi" w:hAnsi="Times New Roman" w:cs="Times New Roman"/>
@@ -717,56 +693,8 @@
           <w14:ligatures w14:val="standardContextual"/>
         </w:rPr>
         <w:tab/>
-      </w:r>
-      <w:r>
-        <w:rPr>
-          <w:rFonts w:ascii="Times New Roman" w:eastAsiaTheme="minorHAnsi" w:hAnsi="Times New Roman" w:cs="Times New Roman"/>
-          <w:kern w:val="2"/>
-          <w:sz w:val="24"/>
-          <w:szCs w:val="24"/>
-          <w:lang w:val="fr-FR"/>
-          <w14:ligatures w14:val="standardContextual"/>
-        </w:rPr>
-        <w:tab/>
-        <w:t xml:space="preserve">ii. </w:t>
-      </w:r>
-      <w:proofErr w:type="spellStart"/>
-      <w:r>
-        <w:rPr>
-          <w:rFonts w:ascii="Times New Roman" w:eastAsiaTheme="minorHAnsi" w:hAnsi="Times New Roman" w:cs="Times New Roman"/>
-          <w:kern w:val="2"/>
-          <w:sz w:val="24"/>
-          <w:szCs w:val="24"/>
-          <w:lang w:val="fr-FR"/>
-          <w14:ligatures w14:val="standardContextual"/>
-        </w:rPr>
-        <w:t>Polluted</w:t>
-      </w:r>
-      <w:proofErr w:type="spellEnd"/>
-      <w:r>
-        <w:rPr>
-          <w:rFonts w:ascii="Times New Roman" w:eastAsiaTheme="minorHAnsi" w:hAnsi="Times New Roman" w:cs="Times New Roman"/>
-          <w:kern w:val="2"/>
-          <w:sz w:val="24"/>
-          <w:szCs w:val="24"/>
-          <w:lang w:val="fr-FR"/>
-          <w14:ligatures w14:val="standardContextual"/>
-        </w:rPr>
-        <w:t xml:space="preserve"> </w:t>
-      </w:r>
-      <w:proofErr w:type="spellStart"/>
-      <w:r>
-        <w:rPr>
-          <w:rFonts w:ascii="Times New Roman" w:eastAsiaTheme="minorHAnsi" w:hAnsi="Times New Roman" w:cs="Times New Roman"/>
-          <w:kern w:val="2"/>
-          <w:sz w:val="24"/>
-          <w:szCs w:val="24"/>
-          <w:lang w:val="fr-FR"/>
-          <w14:ligatures w14:val="standardContextual"/>
-        </w:rPr>
-        <w:t>environment</w:t>
-      </w:r>
-      <w:proofErr w:type="spellEnd"/>
+        <w:t>ii. Polluted environment</w:t>
+      </w:r>
       <w:r>
         <w:rPr>
           <w:rFonts w:ascii="Times New Roman" w:eastAsiaTheme="minorHAnsi" w:hAnsi="Times New Roman" w:cs="Times New Roman"/>
@@ -842,29 +770,7 @@
           <w14:ligatures w14:val="standardContextual"/>
         </w:rPr>
         <w:br/>
-        <w:t xml:space="preserve">   </w:t>
-      </w:r>
-      <w:proofErr w:type="spellStart"/>
-      <w:r>
-        <w:rPr>
-          <w:rFonts w:ascii="Times New Roman" w:eastAsiaTheme="minorHAnsi" w:hAnsi="Times New Roman" w:cs="Times New Roman"/>
-          <w:kern w:val="2"/>
-          <w:sz w:val="24"/>
-          <w:szCs w:val="24"/>
-          <w14:ligatures w14:val="standardContextual"/>
-        </w:rPr>
-        <w:t>i</w:t>
-      </w:r>
-      <w:proofErr w:type="spellEnd"/>
-      <w:r>
-        <w:rPr>
-          <w:rFonts w:ascii="Times New Roman" w:eastAsiaTheme="minorHAnsi" w:hAnsi="Times New Roman" w:cs="Times New Roman"/>
-          <w:kern w:val="2"/>
-          <w:sz w:val="24"/>
-          <w:szCs w:val="24"/>
-          <w14:ligatures w14:val="standardContextual"/>
-        </w:rPr>
-        <w:t>. Chest pain</w:t>
+        <w:t xml:space="preserve">   i. Chest pain</w:t>
       </w:r>
       <w:r>
         <w:rPr>
@@ -991,29 +897,7 @@
           <w14:ligatures w14:val="standardContextual"/>
         </w:rPr>
         <w:br/>
-        <w:t xml:space="preserve">   </w:t>
-      </w:r>
-      <w:proofErr w:type="spellStart"/>
-      <w:r>
-        <w:rPr>
-          <w:rFonts w:ascii="Times New Roman" w:eastAsiaTheme="minorHAnsi" w:hAnsi="Times New Roman" w:cs="Times New Roman"/>
-          <w:kern w:val="2"/>
-          <w:sz w:val="24"/>
-          <w:szCs w:val="24"/>
-          <w14:ligatures w14:val="standardContextual"/>
-        </w:rPr>
-        <w:t>i</w:t>
-      </w:r>
-      <w:proofErr w:type="spellEnd"/>
-      <w:r>
-        <w:rPr>
-          <w:rFonts w:ascii="Times New Roman" w:eastAsiaTheme="minorHAnsi" w:hAnsi="Times New Roman" w:cs="Times New Roman"/>
-          <w:kern w:val="2"/>
-          <w:sz w:val="24"/>
-          <w:szCs w:val="24"/>
-          <w14:ligatures w14:val="standardContextual"/>
-        </w:rPr>
-        <w:t>. Football</w:t>
+        <w:t xml:space="preserve">   i. Football</w:t>
       </w:r>
       <w:r>
         <w:rPr>
@@ -1084,20 +968,8 @@
           <w14:ligatures w14:val="standardContextual"/>
         </w:rPr>
         <w:br/>
-        <w:t xml:space="preserve">   iii. </w:t>
-      </w:r>
-      <w:proofErr w:type="spellStart"/>
-      <w:r>
-        <w:rPr>
-          <w:rFonts w:ascii="Times New Roman" w:eastAsiaTheme="minorHAnsi" w:hAnsi="Times New Roman" w:cs="Times New Roman"/>
-          <w:kern w:val="2"/>
-          <w:sz w:val="24"/>
-          <w:szCs w:val="24"/>
-          <w14:ligatures w14:val="standardContextual"/>
-        </w:rPr>
-        <w:t>Baghchaal</w:t>
-      </w:r>
-      <w:proofErr w:type="spellEnd"/>
+        <w:t xml:space="preserve">   iii. Baghchaal</w:t>
+      </w:r>
       <w:r>
         <w:rPr>
           <w:rFonts w:ascii="Times New Roman" w:eastAsiaTheme="minorHAnsi" w:hAnsi="Times New Roman" w:cs="Times New Roman"/>
@@ -1171,42 +1043,8 @@
           <w14:ligatures w14:val="standardContextual"/>
         </w:rPr>
         <w:br/>
-        <w:t xml:space="preserve">   </w:t>
-      </w:r>
-      <w:proofErr w:type="spellStart"/>
-      <w:r>
-        <w:rPr>
-          <w:rFonts w:ascii="Times New Roman" w:eastAsiaTheme="minorHAnsi" w:hAnsi="Times New Roman" w:cs="Times New Roman"/>
-          <w:kern w:val="2"/>
-          <w:sz w:val="24"/>
-          <w:szCs w:val="24"/>
-          <w14:ligatures w14:val="standardContextual"/>
-        </w:rPr>
-        <w:t>i</w:t>
-      </w:r>
-      <w:proofErr w:type="spellEnd"/>
-      <w:r>
-        <w:rPr>
-          <w:rFonts w:ascii="Times New Roman" w:eastAsiaTheme="minorHAnsi" w:hAnsi="Times New Roman" w:cs="Times New Roman"/>
-          <w:kern w:val="2"/>
-          <w:sz w:val="24"/>
-          <w:szCs w:val="24"/>
-          <w14:ligatures w14:val="standardContextual"/>
-        </w:rPr>
-        <w:t xml:space="preserve">. </w:t>
-      </w:r>
-      <w:proofErr w:type="spellStart"/>
-      <w:r>
-        <w:rPr>
-          <w:rFonts w:ascii="Times New Roman" w:eastAsiaTheme="minorHAnsi" w:hAnsi="Times New Roman" w:cs="Times New Roman"/>
-          <w:kern w:val="2"/>
-          <w:sz w:val="24"/>
-          <w:szCs w:val="24"/>
-          <w14:ligatures w14:val="standardContextual"/>
-        </w:rPr>
-        <w:t>Dandibiyo</w:t>
-      </w:r>
-      <w:proofErr w:type="spellEnd"/>
+        <w:t xml:space="preserve">   i. Dandibiyo</w:t>
+      </w:r>
       <w:r>
         <w:rPr>
           <w:rFonts w:ascii="Times New Roman" w:eastAsiaTheme="minorHAnsi" w:hAnsi="Times New Roman" w:cs="Times New Roman"/>
@@ -1257,73 +1095,49 @@
           <w14:ligatures w14:val="standardContextual"/>
         </w:rPr>
         <w:br/>
-        <w:t xml:space="preserve">   iii. </w:t>
-      </w:r>
-      <w:proofErr w:type="spellStart"/>
-      <w:r>
-        <w:rPr>
-          <w:rFonts w:ascii="Times New Roman" w:eastAsiaTheme="minorHAnsi" w:hAnsi="Times New Roman" w:cs="Times New Roman"/>
-          <w:kern w:val="2"/>
-          <w:sz w:val="24"/>
-          <w:szCs w:val="24"/>
-          <w14:ligatures w14:val="standardContextual"/>
-        </w:rPr>
-        <w:t>Baghchaal</w:t>
-      </w:r>
-      <w:proofErr w:type="spellEnd"/>
-      <w:r>
-        <w:rPr>
-          <w:rFonts w:ascii="Times New Roman" w:eastAsiaTheme="minorHAnsi" w:hAnsi="Times New Roman" w:cs="Times New Roman"/>
-          <w:kern w:val="2"/>
-          <w:sz w:val="24"/>
-          <w:szCs w:val="24"/>
-          <w14:ligatures w14:val="standardContextual"/>
-        </w:rPr>
-        <w:tab/>
-      </w:r>
-      <w:r>
-        <w:rPr>
-          <w:rFonts w:ascii="Times New Roman" w:eastAsiaTheme="minorHAnsi" w:hAnsi="Times New Roman" w:cs="Times New Roman"/>
-          <w:kern w:val="2"/>
-          <w:sz w:val="24"/>
-          <w:szCs w:val="24"/>
-          <w14:ligatures w14:val="standardContextual"/>
-        </w:rPr>
-        <w:tab/>
-      </w:r>
-      <w:r>
-        <w:rPr>
-          <w:rFonts w:ascii="Times New Roman" w:eastAsiaTheme="minorHAnsi" w:hAnsi="Times New Roman" w:cs="Times New Roman"/>
-          <w:kern w:val="2"/>
-          <w:sz w:val="24"/>
-          <w:szCs w:val="24"/>
-          <w14:ligatures w14:val="standardContextual"/>
-        </w:rPr>
-        <w:tab/>
-      </w:r>
-      <w:r>
-        <w:rPr>
-          <w:rFonts w:ascii="Times New Roman" w:eastAsiaTheme="minorHAnsi" w:hAnsi="Times New Roman" w:cs="Times New Roman"/>
-          <w:kern w:val="2"/>
-          <w:sz w:val="24"/>
-          <w:szCs w:val="24"/>
-          <w14:ligatures w14:val="standardContextual"/>
-        </w:rPr>
-        <w:tab/>
-        <w:t xml:space="preserve">iv. </w:t>
-      </w:r>
-      <w:proofErr w:type="spellStart"/>
-      <w:r>
-        <w:rPr>
-          <w:rFonts w:ascii="Times New Roman" w:eastAsiaTheme="minorHAnsi" w:hAnsi="Times New Roman" w:cs="Times New Roman"/>
-          <w:kern w:val="2"/>
-          <w:sz w:val="24"/>
-          <w:szCs w:val="24"/>
-          <w14:ligatures w14:val="standardContextual"/>
-        </w:rPr>
-        <w:t>Chungi</w:t>
-      </w:r>
-      <w:proofErr w:type="spellEnd"/>
+        <w:t xml:space="preserve">   iii. Baghchaal</w:t>
+      </w:r>
+      <w:r>
+        <w:rPr>
+          <w:rFonts w:ascii="Times New Roman" w:eastAsiaTheme="minorHAnsi" w:hAnsi="Times New Roman" w:cs="Times New Roman"/>
+          <w:kern w:val="2"/>
+          <w:sz w:val="24"/>
+          <w:szCs w:val="24"/>
+          <w14:ligatures w14:val="standardContextual"/>
+        </w:rPr>
+        <w:tab/>
+      </w:r>
+      <w:r>
+        <w:rPr>
+          <w:rFonts w:ascii="Times New Roman" w:eastAsiaTheme="minorHAnsi" w:hAnsi="Times New Roman" w:cs="Times New Roman"/>
+          <w:kern w:val="2"/>
+          <w:sz w:val="24"/>
+          <w:szCs w:val="24"/>
+          <w14:ligatures w14:val="standardContextual"/>
+        </w:rPr>
+        <w:tab/>
+      </w:r>
+      <w:r>
+        <w:rPr>
+          <w:rFonts w:ascii="Times New Roman" w:eastAsiaTheme="minorHAnsi" w:hAnsi="Times New Roman" w:cs="Times New Roman"/>
+          <w:kern w:val="2"/>
+          <w:sz w:val="24"/>
+          <w:szCs w:val="24"/>
+          <w14:ligatures w14:val="standardContextual"/>
+        </w:rPr>
+        <w:tab/>
+      </w:r>
+      <w:r>
+        <w:rPr>
+          <w:rFonts w:ascii="Times New Roman" w:eastAsiaTheme="minorHAnsi" w:hAnsi="Times New Roman" w:cs="Times New Roman"/>
+          <w:kern w:val="2"/>
+          <w:sz w:val="24"/>
+          <w:szCs w:val="24"/>
+          <w14:ligatures w14:val="standardContextual"/>
+        </w:rPr>
+        <w:tab/>
+        <w:t>iv. Chungi</w:t>
+      </w:r>
     </w:p>
     <w:p>
       <w:pPr>
@@ -1546,29 +1360,7 @@
           <w:szCs w:val="24"/>
           <w14:ligatures w14:val="standardContextual"/>
         </w:rPr>
-        <w:t xml:space="preserve">e. What </w:t>
-      </w:r>
-      <w:proofErr w:type="spellStart"/>
-      <w:r>
-        <w:rPr>
-          <w:rFonts w:ascii="Times New Roman" w:eastAsiaTheme="minorHAnsi" w:hAnsi="Times New Roman" w:cs="Times New Roman"/>
-          <w:kern w:val="2"/>
-          <w:sz w:val="24"/>
-          <w:szCs w:val="24"/>
-          <w14:ligatures w14:val="standardContextual"/>
-        </w:rPr>
-        <w:t>colour</w:t>
-      </w:r>
-      <w:proofErr w:type="spellEnd"/>
-      <w:r>
-        <w:rPr>
-          <w:rFonts w:ascii="Times New Roman" w:eastAsiaTheme="minorHAnsi" w:hAnsi="Times New Roman" w:cs="Times New Roman"/>
-          <w:kern w:val="2"/>
-          <w:sz w:val="24"/>
-          <w:szCs w:val="24"/>
-          <w14:ligatures w14:val="standardContextual"/>
-        </w:rPr>
-        <w:t xml:space="preserve"> do we get when we mix blue and yellow?</w:t>
+        <w:t>e. What colour do we get when we mix blue and yellow?</w:t>
       </w:r>
     </w:p>
     <w:p>
@@ -1791,29 +1583,7 @@
           <w:szCs w:val="24"/>
           <w14:ligatures w14:val="standardContextual"/>
         </w:rPr>
-        <w:t xml:space="preserve">d. Mention any two benefits of </w:t>
-      </w:r>
-      <w:proofErr w:type="spellStart"/>
-      <w:r>
-        <w:rPr>
-          <w:rFonts w:ascii="Times New Roman" w:eastAsiaTheme="minorHAnsi" w:hAnsi="Times New Roman" w:cs="Times New Roman"/>
-          <w:kern w:val="2"/>
-          <w:sz w:val="24"/>
-          <w:szCs w:val="24"/>
-          <w14:ligatures w14:val="standardContextual"/>
-        </w:rPr>
-        <w:t>practising</w:t>
-      </w:r>
-      <w:proofErr w:type="spellEnd"/>
-      <w:r>
-        <w:rPr>
-          <w:rFonts w:ascii="Times New Roman" w:eastAsiaTheme="minorHAnsi" w:hAnsi="Times New Roman" w:cs="Times New Roman"/>
-          <w:kern w:val="2"/>
-          <w:sz w:val="24"/>
-          <w:szCs w:val="24"/>
-          <w14:ligatures w14:val="standardContextual"/>
-        </w:rPr>
-        <w:t xml:space="preserve"> dance regularly.</w:t>
+        <w:t>d. Mention any two benefits of practising dance regularly.</w:t>
       </w:r>
     </w:p>
     <w:p>
@@ -2147,6 +1917,16 @@
                               </w:rPr>
                               <w:t xml:space="preserve">D- </w:t>
                             </w:r>
+                            <w:r>
+                              <w:rPr>
+                                <w:rFonts w:ascii="Times New Roman" w:hAnsi="Times New Roman"/>
+                                <w:b/>
+                                <w:bCs/>
+                                <w:sz w:val="28"/>
+                                <w:szCs w:val="28"/>
+                              </w:rPr>
+                              <w:t>17</w:t>
+                            </w:r>
                           </w:p>
                         </w:txbxContent>
                       </wps:txbx>
@@ -2181,6 +1961,16 @@
                         </w:rPr>
                         <w:t xml:space="preserve">D- </w:t>
                       </w:r>
+                      <w:r>
+                        <w:rPr>
+                          <w:rFonts w:ascii="Times New Roman" w:hAnsi="Times New Roman"/>
+                          <w:b/>
+                          <w:bCs/>
+                          <w:sz w:val="28"/>
+                          <w:szCs w:val="28"/>
+                        </w:rPr>
+                        <w:t>17</w:t>
+                      </w:r>
                     </w:p>
                   </w:txbxContent>
                 </v:textbox>
@@ -2218,27 +2008,7 @@
           <w:bCs/>
           <w:sz w:val="20"/>
         </w:rPr>
-        <w:t xml:space="preserve">Ratnanagar-7, </w:t>
-      </w:r>
-      <w:proofErr w:type="spellStart"/>
-      <w:r>
-        <w:rPr>
-          <w:rFonts w:ascii="Times New Roman" w:hAnsi="Times New Roman"/>
-          <w:b/>
-          <w:bCs/>
-          <w:sz w:val="20"/>
-        </w:rPr>
-        <w:t>Sauraha</w:t>
-      </w:r>
-      <w:proofErr w:type="spellEnd"/>
-      <w:r>
-        <w:rPr>
-          <w:rFonts w:ascii="Times New Roman" w:hAnsi="Times New Roman"/>
-          <w:b/>
-          <w:bCs/>
-          <w:sz w:val="20"/>
-        </w:rPr>
-        <w:t>, Chitwan</w:t>
+        <w:t>Ratnanagar-7, Sauraha, Chitwan</w:t>
       </w:r>
     </w:p>
     <w:p>
@@ -2513,29 +2283,7 @@
           <w14:ligatures w14:val="standardContextual"/>
         </w:rPr>
         <w:br/>
-        <w:t xml:space="preserve">   </w:t>
-      </w:r>
-      <w:proofErr w:type="spellStart"/>
-      <w:r>
-        <w:rPr>
-          <w:rFonts w:ascii="Times New Roman" w:eastAsiaTheme="minorHAnsi" w:hAnsi="Times New Roman" w:cs="Times New Roman"/>
-          <w:kern w:val="2"/>
-          <w:sz w:val="24"/>
-          <w:szCs w:val="24"/>
-          <w14:ligatures w14:val="standardContextual"/>
-        </w:rPr>
-        <w:t>i</w:t>
-      </w:r>
-      <w:proofErr w:type="spellEnd"/>
-      <w:r>
-        <w:rPr>
-          <w:rFonts w:ascii="Times New Roman" w:eastAsiaTheme="minorHAnsi" w:hAnsi="Times New Roman" w:cs="Times New Roman"/>
-          <w:kern w:val="2"/>
-          <w:sz w:val="24"/>
-          <w:szCs w:val="24"/>
-          <w14:ligatures w14:val="standardContextual"/>
-        </w:rPr>
-        <w:t>. One time</w:t>
+        <w:t xml:space="preserve">   i. One time</w:t>
       </w:r>
       <w:r>
         <w:rPr>
@@ -2683,9 +2431,8 @@
           <w:lang w:val="fr-FR"/>
           <w14:ligatures w14:val="standardContextual"/>
         </w:rPr>
-        <w:t xml:space="preserve">i. Dirty </w:t>
-      </w:r>
-      <w:proofErr w:type="spellStart"/>
+        <w:t>i. Dirty environment</w:t>
+      </w:r>
       <w:r>
         <w:rPr>
           <w:rFonts w:ascii="Times New Roman" w:eastAsiaTheme="minorHAnsi" w:hAnsi="Times New Roman" w:cs="Times New Roman"/>
@@ -2695,9 +2442,8 @@
           <w:lang w:val="fr-FR"/>
           <w14:ligatures w14:val="standardContextual"/>
         </w:rPr>
-        <w:t>environment</w:t>
-      </w:r>
-      <w:proofErr w:type="spellEnd"/>
+        <w:tab/>
+      </w:r>
       <w:r>
         <w:rPr>
           <w:rFonts w:ascii="Times New Roman" w:eastAsiaTheme="minorHAnsi" w:hAnsi="Times New Roman" w:cs="Times New Roman"/>
@@ -2708,56 +2454,8 @@
           <w14:ligatures w14:val="standardContextual"/>
         </w:rPr>
         <w:tab/>
-      </w:r>
-      <w:r>
-        <w:rPr>
-          <w:rFonts w:ascii="Times New Roman" w:eastAsiaTheme="minorHAnsi" w:hAnsi="Times New Roman" w:cs="Times New Roman"/>
-          <w:kern w:val="2"/>
-          <w:sz w:val="24"/>
-          <w:szCs w:val="24"/>
-          <w:lang w:val="fr-FR"/>
-          <w14:ligatures w14:val="standardContextual"/>
-        </w:rPr>
-        <w:tab/>
-        <w:t xml:space="preserve">ii. </w:t>
-      </w:r>
-      <w:proofErr w:type="spellStart"/>
-      <w:r>
-        <w:rPr>
-          <w:rFonts w:ascii="Times New Roman" w:eastAsiaTheme="minorHAnsi" w:hAnsi="Times New Roman" w:cs="Times New Roman"/>
-          <w:kern w:val="2"/>
-          <w:sz w:val="24"/>
-          <w:szCs w:val="24"/>
-          <w:lang w:val="fr-FR"/>
-          <w14:ligatures w14:val="standardContextual"/>
-        </w:rPr>
-        <w:t>Polluted</w:t>
-      </w:r>
-      <w:proofErr w:type="spellEnd"/>
-      <w:r>
-        <w:rPr>
-          <w:rFonts w:ascii="Times New Roman" w:eastAsiaTheme="minorHAnsi" w:hAnsi="Times New Roman" w:cs="Times New Roman"/>
-          <w:kern w:val="2"/>
-          <w:sz w:val="24"/>
-          <w:szCs w:val="24"/>
-          <w:lang w:val="fr-FR"/>
-          <w14:ligatures w14:val="standardContextual"/>
-        </w:rPr>
-        <w:t xml:space="preserve"> </w:t>
-      </w:r>
-      <w:proofErr w:type="spellStart"/>
-      <w:r>
-        <w:rPr>
-          <w:rFonts w:ascii="Times New Roman" w:eastAsiaTheme="minorHAnsi" w:hAnsi="Times New Roman" w:cs="Times New Roman"/>
-          <w:kern w:val="2"/>
-          <w:sz w:val="24"/>
-          <w:szCs w:val="24"/>
-          <w:lang w:val="fr-FR"/>
-          <w14:ligatures w14:val="standardContextual"/>
-        </w:rPr>
-        <w:t>environment</w:t>
-      </w:r>
-      <w:proofErr w:type="spellEnd"/>
+        <w:t>ii. Polluted environment</w:t>
+      </w:r>
       <w:r>
         <w:rPr>
           <w:rFonts w:ascii="Times New Roman" w:eastAsiaTheme="minorHAnsi" w:hAnsi="Times New Roman" w:cs="Times New Roman"/>
@@ -2833,29 +2531,7 @@
           <w14:ligatures w14:val="standardContextual"/>
         </w:rPr>
         <w:br/>
-        <w:t xml:space="preserve">   </w:t>
-      </w:r>
-      <w:proofErr w:type="spellStart"/>
-      <w:r>
-        <w:rPr>
-          <w:rFonts w:ascii="Times New Roman" w:eastAsiaTheme="minorHAnsi" w:hAnsi="Times New Roman" w:cs="Times New Roman"/>
-          <w:kern w:val="2"/>
-          <w:sz w:val="24"/>
-          <w:szCs w:val="24"/>
-          <w14:ligatures w14:val="standardContextual"/>
-        </w:rPr>
-        <w:t>i</w:t>
-      </w:r>
-      <w:proofErr w:type="spellEnd"/>
-      <w:r>
-        <w:rPr>
-          <w:rFonts w:ascii="Times New Roman" w:eastAsiaTheme="minorHAnsi" w:hAnsi="Times New Roman" w:cs="Times New Roman"/>
-          <w:kern w:val="2"/>
-          <w:sz w:val="24"/>
-          <w:szCs w:val="24"/>
-          <w14:ligatures w14:val="standardContextual"/>
-        </w:rPr>
-        <w:t>. Chest pain</w:t>
+        <w:t xml:space="preserve">   i. Chest pain</w:t>
       </w:r>
       <w:r>
         <w:rPr>
@@ -2982,29 +2658,7 @@
           <w14:ligatures w14:val="standardContextual"/>
         </w:rPr>
         <w:br/>
-        <w:t xml:space="preserve">   </w:t>
-      </w:r>
-      <w:proofErr w:type="spellStart"/>
-      <w:r>
-        <w:rPr>
-          <w:rFonts w:ascii="Times New Roman" w:eastAsiaTheme="minorHAnsi" w:hAnsi="Times New Roman" w:cs="Times New Roman"/>
-          <w:kern w:val="2"/>
-          <w:sz w:val="24"/>
-          <w:szCs w:val="24"/>
-          <w14:ligatures w14:val="standardContextual"/>
-        </w:rPr>
-        <w:t>i</w:t>
-      </w:r>
-      <w:proofErr w:type="spellEnd"/>
-      <w:r>
-        <w:rPr>
-          <w:rFonts w:ascii="Times New Roman" w:eastAsiaTheme="minorHAnsi" w:hAnsi="Times New Roman" w:cs="Times New Roman"/>
-          <w:kern w:val="2"/>
-          <w:sz w:val="24"/>
-          <w:szCs w:val="24"/>
-          <w14:ligatures w14:val="standardContextual"/>
-        </w:rPr>
-        <w:t>. Football</w:t>
+        <w:t xml:space="preserve">   i. Football</w:t>
       </w:r>
       <w:r>
         <w:rPr>
@@ -3075,20 +2729,8 @@
           <w14:ligatures w14:val="standardContextual"/>
         </w:rPr>
         <w:br/>
-        <w:t xml:space="preserve">   iii. </w:t>
-      </w:r>
-      <w:proofErr w:type="spellStart"/>
-      <w:r>
-        <w:rPr>
-          <w:rFonts w:ascii="Times New Roman" w:eastAsiaTheme="minorHAnsi" w:hAnsi="Times New Roman" w:cs="Times New Roman"/>
-          <w:kern w:val="2"/>
-          <w:sz w:val="24"/>
-          <w:szCs w:val="24"/>
-          <w14:ligatures w14:val="standardContextual"/>
-        </w:rPr>
-        <w:t>Baghchaal</w:t>
-      </w:r>
-      <w:proofErr w:type="spellEnd"/>
+        <w:t xml:space="preserve">   iii. Baghchaal</w:t>
+      </w:r>
       <w:r>
         <w:rPr>
           <w:rFonts w:ascii="Times New Roman" w:eastAsiaTheme="minorHAnsi" w:hAnsi="Times New Roman" w:cs="Times New Roman"/>
@@ -3162,42 +2804,8 @@
           <w14:ligatures w14:val="standardContextual"/>
         </w:rPr>
         <w:br/>
-        <w:t xml:space="preserve">   </w:t>
-      </w:r>
-      <w:proofErr w:type="spellStart"/>
-      <w:r>
-        <w:rPr>
-          <w:rFonts w:ascii="Times New Roman" w:eastAsiaTheme="minorHAnsi" w:hAnsi="Times New Roman" w:cs="Times New Roman"/>
-          <w:kern w:val="2"/>
-          <w:sz w:val="24"/>
-          <w:szCs w:val="24"/>
-          <w14:ligatures w14:val="standardContextual"/>
-        </w:rPr>
-        <w:t>i</w:t>
-      </w:r>
-      <w:proofErr w:type="spellEnd"/>
-      <w:r>
-        <w:rPr>
-          <w:rFonts w:ascii="Times New Roman" w:eastAsiaTheme="minorHAnsi" w:hAnsi="Times New Roman" w:cs="Times New Roman"/>
-          <w:kern w:val="2"/>
-          <w:sz w:val="24"/>
-          <w:szCs w:val="24"/>
-          <w14:ligatures w14:val="standardContextual"/>
-        </w:rPr>
-        <w:t xml:space="preserve">. </w:t>
-      </w:r>
-      <w:proofErr w:type="spellStart"/>
-      <w:r>
-        <w:rPr>
-          <w:rFonts w:ascii="Times New Roman" w:eastAsiaTheme="minorHAnsi" w:hAnsi="Times New Roman" w:cs="Times New Roman"/>
-          <w:kern w:val="2"/>
-          <w:sz w:val="24"/>
-          <w:szCs w:val="24"/>
-          <w14:ligatures w14:val="standardContextual"/>
-        </w:rPr>
-        <w:t>Dandibiyo</w:t>
-      </w:r>
-      <w:proofErr w:type="spellEnd"/>
+        <w:t xml:space="preserve">   i. Dandibiyo</w:t>
+      </w:r>
       <w:r>
         <w:rPr>
           <w:rFonts w:ascii="Times New Roman" w:eastAsiaTheme="minorHAnsi" w:hAnsi="Times New Roman" w:cs="Times New Roman"/>
@@ -3248,73 +2856,49 @@
           <w14:ligatures w14:val="standardContextual"/>
         </w:rPr>
         <w:br/>
-        <w:t xml:space="preserve">   iii. </w:t>
-      </w:r>
-      <w:proofErr w:type="spellStart"/>
-      <w:r>
-        <w:rPr>
-          <w:rFonts w:ascii="Times New Roman" w:eastAsiaTheme="minorHAnsi" w:hAnsi="Times New Roman" w:cs="Times New Roman"/>
-          <w:kern w:val="2"/>
-          <w:sz w:val="24"/>
-          <w:szCs w:val="24"/>
-          <w14:ligatures w14:val="standardContextual"/>
-        </w:rPr>
-        <w:t>Baghchaal</w:t>
-      </w:r>
-      <w:proofErr w:type="spellEnd"/>
-      <w:r>
-        <w:rPr>
-          <w:rFonts w:ascii="Times New Roman" w:eastAsiaTheme="minorHAnsi" w:hAnsi="Times New Roman" w:cs="Times New Roman"/>
-          <w:kern w:val="2"/>
-          <w:sz w:val="24"/>
-          <w:szCs w:val="24"/>
-          <w14:ligatures w14:val="standardContextual"/>
-        </w:rPr>
-        <w:tab/>
-      </w:r>
-      <w:r>
-        <w:rPr>
-          <w:rFonts w:ascii="Times New Roman" w:eastAsiaTheme="minorHAnsi" w:hAnsi="Times New Roman" w:cs="Times New Roman"/>
-          <w:kern w:val="2"/>
-          <w:sz w:val="24"/>
-          <w:szCs w:val="24"/>
-          <w14:ligatures w14:val="standardContextual"/>
-        </w:rPr>
-        <w:tab/>
-      </w:r>
-      <w:r>
-        <w:rPr>
-          <w:rFonts w:ascii="Times New Roman" w:eastAsiaTheme="minorHAnsi" w:hAnsi="Times New Roman" w:cs="Times New Roman"/>
-          <w:kern w:val="2"/>
-          <w:sz w:val="24"/>
-          <w:szCs w:val="24"/>
-          <w14:ligatures w14:val="standardContextual"/>
-        </w:rPr>
-        <w:tab/>
-      </w:r>
-      <w:r>
-        <w:rPr>
-          <w:rFonts w:ascii="Times New Roman" w:eastAsiaTheme="minorHAnsi" w:hAnsi="Times New Roman" w:cs="Times New Roman"/>
-          <w:kern w:val="2"/>
-          <w:sz w:val="24"/>
-          <w:szCs w:val="24"/>
-          <w14:ligatures w14:val="standardContextual"/>
-        </w:rPr>
-        <w:tab/>
-        <w:t xml:space="preserve">iv. </w:t>
-      </w:r>
-      <w:proofErr w:type="spellStart"/>
-      <w:r>
-        <w:rPr>
-          <w:rFonts w:ascii="Times New Roman" w:eastAsiaTheme="minorHAnsi" w:hAnsi="Times New Roman" w:cs="Times New Roman"/>
-          <w:kern w:val="2"/>
-          <w:sz w:val="24"/>
-          <w:szCs w:val="24"/>
-          <w14:ligatures w14:val="standardContextual"/>
-        </w:rPr>
-        <w:t>Chungi</w:t>
-      </w:r>
-      <w:proofErr w:type="spellEnd"/>
+        <w:t xml:space="preserve">   iii. Baghchaal</w:t>
+      </w:r>
+      <w:r>
+        <w:rPr>
+          <w:rFonts w:ascii="Times New Roman" w:eastAsiaTheme="minorHAnsi" w:hAnsi="Times New Roman" w:cs="Times New Roman"/>
+          <w:kern w:val="2"/>
+          <w:sz w:val="24"/>
+          <w:szCs w:val="24"/>
+          <w14:ligatures w14:val="standardContextual"/>
+        </w:rPr>
+        <w:tab/>
+      </w:r>
+      <w:r>
+        <w:rPr>
+          <w:rFonts w:ascii="Times New Roman" w:eastAsiaTheme="minorHAnsi" w:hAnsi="Times New Roman" w:cs="Times New Roman"/>
+          <w:kern w:val="2"/>
+          <w:sz w:val="24"/>
+          <w:szCs w:val="24"/>
+          <w14:ligatures w14:val="standardContextual"/>
+        </w:rPr>
+        <w:tab/>
+      </w:r>
+      <w:r>
+        <w:rPr>
+          <w:rFonts w:ascii="Times New Roman" w:eastAsiaTheme="minorHAnsi" w:hAnsi="Times New Roman" w:cs="Times New Roman"/>
+          <w:kern w:val="2"/>
+          <w:sz w:val="24"/>
+          <w:szCs w:val="24"/>
+          <w14:ligatures w14:val="standardContextual"/>
+        </w:rPr>
+        <w:tab/>
+      </w:r>
+      <w:r>
+        <w:rPr>
+          <w:rFonts w:ascii="Times New Roman" w:eastAsiaTheme="minorHAnsi" w:hAnsi="Times New Roman" w:cs="Times New Roman"/>
+          <w:kern w:val="2"/>
+          <w:sz w:val="24"/>
+          <w:szCs w:val="24"/>
+          <w14:ligatures w14:val="standardContextual"/>
+        </w:rPr>
+        <w:tab/>
+        <w:t>iv. Chungi</w:t>
+      </w:r>
     </w:p>
     <w:p>
       <w:pPr>
@@ -3513,29 +3097,7 @@
           <w:szCs w:val="24"/>
           <w14:ligatures w14:val="standardContextual"/>
         </w:rPr>
-        <w:t xml:space="preserve">e. What </w:t>
-      </w:r>
-      <w:proofErr w:type="spellStart"/>
-      <w:r>
-        <w:rPr>
-          <w:rFonts w:ascii="Times New Roman" w:eastAsiaTheme="minorHAnsi" w:hAnsi="Times New Roman" w:cs="Times New Roman"/>
-          <w:kern w:val="2"/>
-          <w:sz w:val="24"/>
-          <w:szCs w:val="24"/>
-          <w14:ligatures w14:val="standardContextual"/>
-        </w:rPr>
-        <w:t>colour</w:t>
-      </w:r>
-      <w:proofErr w:type="spellEnd"/>
-      <w:r>
-        <w:rPr>
-          <w:rFonts w:ascii="Times New Roman" w:eastAsiaTheme="minorHAnsi" w:hAnsi="Times New Roman" w:cs="Times New Roman"/>
-          <w:kern w:val="2"/>
-          <w:sz w:val="24"/>
-          <w:szCs w:val="24"/>
-          <w14:ligatures w14:val="standardContextual"/>
-        </w:rPr>
-        <w:t xml:space="preserve"> do we get when we mix blue and yellow?</w:t>
+        <w:t>e. What colour do we get when we mix blue and yellow?</w:t>
       </w:r>
     </w:p>
     <w:p>
@@ -3734,29 +3296,7 @@
           <w:szCs w:val="24"/>
           <w14:ligatures w14:val="standardContextual"/>
         </w:rPr>
-        <w:t xml:space="preserve">d. Mention any two benefits of </w:t>
-      </w:r>
-      <w:proofErr w:type="spellStart"/>
-      <w:r>
-        <w:rPr>
-          <w:rFonts w:ascii="Times New Roman" w:eastAsiaTheme="minorHAnsi" w:hAnsi="Times New Roman" w:cs="Times New Roman"/>
-          <w:kern w:val="2"/>
-          <w:sz w:val="24"/>
-          <w:szCs w:val="24"/>
-          <w14:ligatures w14:val="standardContextual"/>
-        </w:rPr>
-        <w:t>practising</w:t>
-      </w:r>
-      <w:proofErr w:type="spellEnd"/>
-      <w:r>
-        <w:rPr>
-          <w:rFonts w:ascii="Times New Roman" w:eastAsiaTheme="minorHAnsi" w:hAnsi="Times New Roman" w:cs="Times New Roman"/>
-          <w:kern w:val="2"/>
-          <w:sz w:val="24"/>
-          <w:szCs w:val="24"/>
-          <w14:ligatures w14:val="standardContextual"/>
-        </w:rPr>
-        <w:t xml:space="preserve"> dance regularly.</w:t>
+        <w:t>d. Mention any two benefits of practising dance regularly.</w:t>
       </w:r>
     </w:p>
     <w:p>
